--- a/docs/炬视数字人分身工作台_使用手册.docx
+++ b/docs/炬视数字人分身工作台_使用手册.docx
@@ -4059,6 +4059,57 @@
                 <w:bCs/>
               </w:rPr>
               <w:t xml:space="preserve">原因 / 怎么办</w:t>
+            </w:r>
+          </w:p>
+        </w:tc>
+      </w:tr>
+      <w:tr>
+        <w:trPr>
+          <w:tblHeader w:val="false"/>
+        </w:trPr>
+        <w:tc>
+          <w:tcPr>
+            <w:tcW w:type="dxa" w:w="4513"/>
+            <w:tcBorders>
+              <w:top w:val="single" w:color="AAAAAA" w:sz="2"/>
+              <w:left w:val="single" w:color="AAAAAA" w:sz="2"/>
+              <w:bottom w:val="single" w:color="AAAAAA" w:sz="2"/>
+              <w:right w:val="single" w:color="AAAAAA" w:sz="2"/>
+            </w:tcBorders>
+            <w:tcMar>
+              <w:top w:type="dxa" w:w="60"/>
+              <w:left w:type="dxa" w:w="100"/>
+              <w:bottom w:type="dxa" w:w="60"/>
+              <w:right w:type="dxa" w:w="100"/>
+            </w:tcMar>
+            <w:vAlign w:val="center"/>
+          </w:tcPr>
+          <w:p>
+            <w:r>
+              <w:t xml:space="preserve">Mac 安装时提示"已损坏，无法打开"</w:t>
+            </w:r>
+          </w:p>
+        </w:tc>
+        <w:tc>
+          <w:tcPr>
+            <w:tcW w:type="dxa" w:w="4513"/>
+            <w:tcBorders>
+              <w:top w:val="single" w:color="AAAAAA" w:sz="2"/>
+              <w:left w:val="single" w:color="AAAAAA" w:sz="2"/>
+              <w:bottom w:val="single" w:color="AAAAAA" w:sz="2"/>
+              <w:right w:val="single" w:color="AAAAAA" w:sz="2"/>
+            </w:tcBorders>
+            <w:tcMar>
+              <w:top w:type="dxa" w:w="60"/>
+              <w:left w:type="dxa" w:w="100"/>
+              <w:bottom w:type="dxa" w:w="60"/>
+              <w:right w:type="dxa" w:w="100"/>
+            </w:tcMar>
+            <w:vAlign w:val="center"/>
+          </w:tcPr>
+          <w:p>
+            <w:r>
+              <w:t xml:space="preserve">不是真损坏——微信/浏览器传来的安装包带隔离标记，而 App 未做苹果签名公证。终端执行 `xattr -cr /Applications/炬视数字人分身工作台.app` 后正常打开即可（每台新 Mac 首次装需做一次；U 盘拷贝的不会遇到）。</w:t>
             </w:r>
           </w:p>
         </w:tc>

--- a/docs/炬视数字人分身工作台_使用手册.docx
+++ b/docs/炬视数字人分身工作台_使用手册.docx
@@ -379,53 +379,57 @@
           <w:b/>
           <w:bCs/>
         </w:rPr>
-        <w:t xml:space="preserve">☁️ 一键同步</w:t>
-      </w:r>
-      <w:r>
-        <w:t xml:space="preserve">（左下角按钮）</w:t>
-      </w:r>
-    </w:p>
-    <w:p>
-      <w:pPr>
-        <w:pStyle w:val="ListParagraph"/>
-        <w:numPr>
-          <w:ilvl w:val="0"/>
-          <w:numId w:val="2"/>
-        </w:numPr>
-      </w:pPr>
-      <w:r>
-        <w:t xml:space="preserve">每天首次打开、关闭软件时会提醒你点一下。它同步的是公司「大脑与库」。</w:t>
-      </w:r>
-    </w:p>
-    <w:p>
-      <w:pPr>
-        <w:pStyle w:val="ListParagraph"/>
-        <w:numPr>
-          <w:ilvl w:val="0"/>
-          <w:numId w:val="2"/>
-        </w:numPr>
-      </w:pPr>
-      <w:r>
-        <w:rPr>
-          <w:b/>
-          <w:bCs/>
-        </w:rPr>
-        <w:t xml:space="preserve">你上传的原件、生成的产出留在本机，不参与同步</w:t>
-      </w:r>
-      <w:r>
-        <w:t xml:space="preserve">（避免把大文件、敏感件传出去）。</w:t>
-      </w:r>
-    </w:p>
-    <w:p>
-      <w:pPr>
-        <w:pStyle w:val="ListParagraph"/>
-        <w:numPr>
-          <w:ilvl w:val="0"/>
-          <w:numId w:val="2"/>
-        </w:numPr>
-      </w:pPr>
-      <w:r>
-        <w:t xml:space="preserve">管理员机器连 GitHub；成员机器可指向内网仓库，无需外网。</w:t>
+        <w:t xml:space="preserve">数据同步策略（v0.1.1 起）</w:t>
+      </w:r>
+    </w:p>
+    <w:p>
+      <w:pPr>
+        <w:pStyle w:val="ListParagraph"/>
+        <w:numPr>
+          <w:ilvl w:val="0"/>
+          <w:numId w:val="2"/>
+        </w:numPr>
+      </w:pPr>
+      <w:r>
+        <w:rPr>
+          <w:b/>
+          <w:bCs/>
+        </w:rPr>
+        <w:t xml:space="preserve">数据不走 git</w:t>
+      </w:r>
+      <w:r>
+        <w:t xml:space="preserve">：git 只用于应用程序本身的更新（装新版安装包即可），资料与产出留在各自电脑本机。</w:t>
+      </w:r>
+    </w:p>
+    <w:p>
+      <w:pPr>
+        <w:pStyle w:val="ListParagraph"/>
+        <w:numPr>
+          <w:ilvl w:val="0"/>
+          <w:numId w:val="2"/>
+        </w:numPr>
+      </w:pPr>
+      <w:r>
+        <w:rPr>
+          <w:b/>
+          <w:bCs/>
+        </w:rPr>
+        <w:t xml:space="preserve">行业情报自动拉取</w:t>
+      </w:r>
+      <w:r>
+        <w:t xml:space="preserve">：打开「行业情报」分身时，App 自己从三大平台抓取最近三天的招投标信息，任何电脑都能用，无需同步。</w:t>
+      </w:r>
+    </w:p>
+    <w:p>
+      <w:pPr>
+        <w:pStyle w:val="ListParagraph"/>
+        <w:numPr>
+          <w:ilvl w:val="0"/>
+          <w:numId w:val="2"/>
+        </w:numPr>
+      </w:pPr>
+      <w:r>
+        <w:t xml:space="preserve">左下角 ☁️ 同步按钮只在管理员的开发机上出现（数据目录是 git 仓库时）；成员机器看不到它，属正常。</w:t>
       </w:r>
     </w:p>
     <w:p/>
@@ -1676,7 +1680,17 @@
         <w:t xml:space="preserve">招投标信息</w:t>
       </w:r>
       <w:r>
-        <w:t xml:space="preserve">：四平台每日抓取，按 采购意向/意见征询/采购公告/采购结果公告 分组；点「✓ 确认跟进」自动建招投标项目档，「忽略」不再出现。</w:t>
+        <w:t xml:space="preserve">：打开页面时 </w:t>
+      </w:r>
+      <w:r>
+        <w:rPr>
+          <w:b/>
+          <w:bCs/>
+        </w:rPr>
+        <w:t xml:space="preserve">App 自动从三大平台抓取</w:t>
+      </w:r>
+      <w:r>
+        <w:t xml:space="preserve">最近三天公告（浙江政采/台州公共资源/台州阳光采购，任何电脑都能抓，无需同步）；按 采购意向/意见征询/采购公告/采购结果公告 分组；点「✓ 确认跟进」自动建招投标项目档（在招投标分身里带 🆕 待处理 标记），「忽略」不再出现。「刷新」按钮可随时强制重抓。</w:t>
       </w:r>
     </w:p>
     <w:p>
@@ -1695,7 +1709,7 @@
         <w:t xml:space="preserve">行业趋势 / 政策文件</w:t>
       </w:r>
       <w:r>
-        <w:t xml:space="preserve">：来自研报（sgpjbg.com），只读，点标题跳下载页。</w:t>
+        <w:t xml:space="preserve">：来自研报（sgpjbg.com，需会员登录），由管理员机每日抓取，只读，点标题跳下载页。</w:t>
       </w:r>
     </w:p>
     <w:p>
@@ -4290,7 +4304,7 @@
           </w:tcPr>
           <w:p>
             <w:r>
-              <w:t xml:space="preserve">☁️ 同步失败</w:t>
+              <w:t xml:space="preserve">行业情报是空的</w:t>
             </w:r>
           </w:p>
         </w:tc>
@@ -4313,7 +4327,58 @@
           </w:tcPr>
           <w:p>
             <w:r>
-              <w:t xml:space="preserve">网络/代理问题；成员机器应把远程指向内网仓库（找管理员）。同步失败不影响本地干活。</w:t>
+              <w:t xml:space="preserve">打开「行业情报」页等它自动抓取（首次约十几秒），或点「刷新」强制抓；仍空则是网络问题。行业趋势/政策文件两个标签的数据来自管理员机，成员机为空属正常。</w:t>
+            </w:r>
+          </w:p>
+        </w:tc>
+      </w:tr>
+      <w:tr>
+        <w:trPr>
+          <w:tblHeader w:val="false"/>
+        </w:trPr>
+        <w:tc>
+          <w:tcPr>
+            <w:tcW w:type="dxa" w:w="4513"/>
+            <w:tcBorders>
+              <w:top w:val="single" w:color="AAAAAA" w:sz="2"/>
+              <w:left w:val="single" w:color="AAAAAA" w:sz="2"/>
+              <w:bottom w:val="single" w:color="AAAAAA" w:sz="2"/>
+              <w:right w:val="single" w:color="AAAAAA" w:sz="2"/>
+            </w:tcBorders>
+            <w:tcMar>
+              <w:top w:type="dxa" w:w="60"/>
+              <w:left w:type="dxa" w:w="100"/>
+              <w:bottom w:type="dxa" w:w="60"/>
+              <w:right w:type="dxa" w:w="100"/>
+            </w:tcMar>
+            <w:vAlign w:val="center"/>
+          </w:tcPr>
+          <w:p>
+            <w:r>
+              <w:t xml:space="preserve">找不到 ☁️ 同步按钮</w:t>
+            </w:r>
+          </w:p>
+        </w:tc>
+        <w:tc>
+          <w:tcPr>
+            <w:tcW w:type="dxa" w:w="4513"/>
+            <w:tcBorders>
+              <w:top w:val="single" w:color="AAAAAA" w:sz="2"/>
+              <w:left w:val="single" w:color="AAAAAA" w:sz="2"/>
+              <w:bottom w:val="single" w:color="AAAAAA" w:sz="2"/>
+              <w:right w:val="single" w:color="AAAAAA" w:sz="2"/>
+            </w:tcBorders>
+            <w:tcMar>
+              <w:top w:type="dxa" w:w="60"/>
+              <w:left w:type="dxa" w:w="100"/>
+              <w:bottom w:type="dxa" w:w="60"/>
+              <w:right w:type="dxa" w:w="100"/>
+            </w:tcMar>
+            <w:vAlign w:val="center"/>
+          </w:tcPr>
+          <w:p>
+            <w:r>
+              <w:t xml:space="preserve">v0.1.1 起数据不走 git 同步，该按钮只在管理员开发机上出现；成员机没有它属正常，不影响任何功能。</w:t>
             </w:r>
           </w:p>
         </w:tc>

--- a/docs/炬视数字人分身工作台_使用手册.docx
+++ b/docs/炬视数字人分身工作台_使用手册.docx
@@ -215,32 +215,30 @@
           <w:b/>
           <w:bCs/>
         </w:rPr>
-        <w:t xml:space="preserve">选公司 → 选自己的名字</w:t>
-      </w:r>
-      <w:r>
-        <w:t xml:space="preserve">（可设 4 位 PIN）。</w:t>
-      </w:r>
-    </w:p>
-    <w:p>
-      <w:pPr>
-        <w:pStyle w:val="ListParagraph"/>
-        <w:numPr>
-          <w:ilvl w:val="0"/>
-          <w:numId w:val="2"/>
-        </w:numPr>
-      </w:pPr>
-      <w:r>
-        <w:t xml:space="preserve">这只是给产出文件留个「谁做的」痕迹，</w:t>
-      </w:r>
-      <w:r>
-        <w:rPr>
-          <w:b/>
-          <w:bCs/>
-        </w:rPr>
-        <w:t xml:space="preserve">不是账号安全体系</w:t>
-      </w:r>
-      <w:r>
-        <w:t xml:space="preserve">，PIN 忘了找管理员重置即可。</w:t>
+        <w:t xml:space="preserve">选公司 → 点自己的名字登录</w:t>
+      </w:r>
+      <w:r>
+        <w:t xml:space="preserve">。账号由管理员在「设置 → 团队成员」</w:t>
+      </w:r>
+      <w:r>
+        <w:rPr>
+          <w:b/>
+          <w:bCs/>
+        </w:rPr>
+        <w:t xml:space="preserve">统一提前分配</w:t>
+      </w:r>
+      <w:r>
+        <w:t xml:space="preserve">，初始 PIN 都是 </w:t>
+      </w:r>
+      <w:r>
+        <w:rPr>
+          <w:b/>
+          <w:bCs/>
+        </w:rPr>
+        <w:t xml:space="preserve">123456</w:t>
+      </w:r>
+      <w:r>
+        <w:t xml:space="preserve">；首次登录会提示你改成自己的 PIN（4-8 位数字，也可暂不改）。忘了 PIN 找管理员一键重置回 123456。</w:t>
       </w:r>
     </w:p>
     <w:p>
@@ -278,19 +276,39 @@
         <w:t xml:space="preserve">⚙️ 设置</w:t>
       </w:r>
       <w:r>
-        <w:t xml:space="preserve">（配数据目录、模型供应商、成员权限）。</w:t>
-      </w:r>
-    </w:p>
-    <w:p>
-      <w:pPr>
-        <w:pStyle w:val="ListParagraph"/>
-        <w:numPr>
-          <w:ilvl w:val="0"/>
-          <w:numId w:val="2"/>
-        </w:numPr>
-      </w:pPr>
-      <w:r>
-        <w:t xml:space="preserve">普通员工：看不到设置页，专心用分身干活（上传 / 生成）。新注册的成员默认普通员工。</w:t>
+        <w:t xml:space="preserve">（配数据目录、模型供应商、分配账号），</w:t>
+      </w:r>
+      <w:r>
+        <w:rPr>
+          <w:b/>
+          <w:bCs/>
+        </w:rPr>
+        <w:t xml:space="preserve">可见全部 9 个分身</w:t>
+      </w:r>
+      <w:r>
+        <w:t xml:space="preserve">。</w:t>
+      </w:r>
+    </w:p>
+    <w:p>
+      <w:pPr>
+        <w:pStyle w:val="ListParagraph"/>
+        <w:numPr>
+          <w:ilvl w:val="0"/>
+          <w:numId w:val="2"/>
+        </w:numPr>
+      </w:pPr>
+      <w:r>
+        <w:t xml:space="preserve">普通员工：看不到设置页；</w:t>
+      </w:r>
+      <w:r>
+        <w:rPr>
+          <w:b/>
+          <w:bCs/>
+        </w:rPr>
+        <w:t xml:space="preserve">只看到管理员分配给自己的分身</w:t>
+      </w:r>
+      <w:r>
+        <w:t xml:space="preserve">（管理员在成员管理里按人勾选，不勾=全部可见）。</w:t>
       </w:r>
     </w:p>
     <w:p>
@@ -327,6 +345,16 @@
       <w:r>
         <w:t xml:space="preserve">：指向 company-os 仓库根目录（里面有 knowledge/、outputs/、bidding/ 等）。</w:t>
       </w:r>
+      <w:r>
+        <w:rPr>
+          <w:b/>
+          <w:bCs/>
+        </w:rPr>
+        <w:t xml:space="preserve">没有现成目录？</w:t>
+      </w:r>
+      <w:r>
+        <w:t xml:space="preserve"> 点公司行的「初始化目录」按钮，从安装包内置模板一键创建全新数据目录（含 9 个分身定义、知识库、全部文件夹骨架）。</w:t>
+      </w:r>
     </w:p>
     <w:p>
       <w:pPr>
@@ -344,7 +372,17 @@
         <w:t xml:space="preserve">模型供应商</w:t>
       </w:r>
       <w:r>
-        <w:t xml:space="preserve">：点一个标签切换，对全部 9 个分身生效；每个供应商的 Key 独立保存。</w:t>
+        <w:t xml:space="preserve">：点一个标签切换，对全部 9 个分身生效；每个供应商的 Key 独立保存。支持 Anthropic / DeepSeek / MiniMax / 通义千问 / </w:t>
+      </w:r>
+      <w:r>
+        <w:rPr>
+          <w:b/>
+          <w:bCs/>
+        </w:rPr>
+        <w:t xml:space="preserve">智谱 GLM</w:t>
+      </w:r>
+      <w:r>
+        <w:t xml:space="preserve"> / 自定义。</w:t>
       </w:r>
     </w:p>
     <w:p>
@@ -4481,6 +4519,108 @@
           <w:p>
             <w:r>
               <w:t xml:space="preserve">只有管理员可见；需要改配置请联系管理员。</w:t>
+            </w:r>
+          </w:p>
+        </w:tc>
+      </w:tr>
+      <w:tr>
+        <w:trPr>
+          <w:tblHeader w:val="false"/>
+        </w:trPr>
+        <w:tc>
+          <w:tcPr>
+            <w:tcW w:type="dxa" w:w="4513"/>
+            <w:tcBorders>
+              <w:top w:val="single" w:color="AAAAAA" w:sz="2"/>
+              <w:left w:val="single" w:color="AAAAAA" w:sz="2"/>
+              <w:bottom w:val="single" w:color="AAAAAA" w:sz="2"/>
+              <w:right w:val="single" w:color="AAAAAA" w:sz="2"/>
+            </w:tcBorders>
+            <w:tcMar>
+              <w:top w:type="dxa" w:w="60"/>
+              <w:left w:type="dxa" w:w="100"/>
+              <w:bottom w:type="dxa" w:w="60"/>
+              <w:right w:type="dxa" w:w="100"/>
+            </w:tcMar>
+            <w:vAlign w:val="center"/>
+          </w:tcPr>
+          <w:p>
+            <w:r>
+              <w:t xml:space="preserve">忘记 PIN</w:t>
+            </w:r>
+          </w:p>
+        </w:tc>
+        <w:tc>
+          <w:tcPr>
+            <w:tcW w:type="dxa" w:w="4513"/>
+            <w:tcBorders>
+              <w:top w:val="single" w:color="AAAAAA" w:sz="2"/>
+              <w:left w:val="single" w:color="AAAAAA" w:sz="2"/>
+              <w:bottom w:val="single" w:color="AAAAAA" w:sz="2"/>
+              <w:right w:val="single" w:color="AAAAAA" w:sz="2"/>
+            </w:tcBorders>
+            <w:tcMar>
+              <w:top w:type="dxa" w:w="60"/>
+              <w:left w:type="dxa" w:w="100"/>
+              <w:bottom w:type="dxa" w:w="60"/>
+              <w:right w:type="dxa" w:w="100"/>
+            </w:tcMar>
+            <w:vAlign w:val="center"/>
+          </w:tcPr>
+          <w:p>
+            <w:r>
+              <w:t xml:space="preserve">找管理员：设置 → 团队成员 → 该成员行点「重置PIN」，回到初始 123456，登录后再改。</w:t>
+            </w:r>
+          </w:p>
+        </w:tc>
+      </w:tr>
+      <w:tr>
+        <w:trPr>
+          <w:tblHeader w:val="false"/>
+        </w:trPr>
+        <w:tc>
+          <w:tcPr>
+            <w:tcW w:type="dxa" w:w="4513"/>
+            <w:tcBorders>
+              <w:top w:val="single" w:color="AAAAAA" w:sz="2"/>
+              <w:left w:val="single" w:color="AAAAAA" w:sz="2"/>
+              <w:bottom w:val="single" w:color="AAAAAA" w:sz="2"/>
+              <w:right w:val="single" w:color="AAAAAA" w:sz="2"/>
+            </w:tcBorders>
+            <w:tcMar>
+              <w:top w:type="dxa" w:w="60"/>
+              <w:left w:type="dxa" w:w="100"/>
+              <w:bottom w:type="dxa" w:w="60"/>
+              <w:right w:type="dxa" w:w="100"/>
+            </w:tcMar>
+            <w:vAlign w:val="center"/>
+          </w:tcPr>
+          <w:p>
+            <w:r>
+              <w:t xml:space="preserve">左侧只有几个分身</w:t>
+            </w:r>
+          </w:p>
+        </w:tc>
+        <w:tc>
+          <w:tcPr>
+            <w:tcW w:type="dxa" w:w="4513"/>
+            <w:tcBorders>
+              <w:top w:val="single" w:color="AAAAAA" w:sz="2"/>
+              <w:left w:val="single" w:color="AAAAAA" w:sz="2"/>
+              <w:bottom w:val="single" w:color="AAAAAA" w:sz="2"/>
+              <w:right w:val="single" w:color="AAAAAA" w:sz="2"/>
+            </w:tcBorders>
+            <w:tcMar>
+              <w:top w:type="dxa" w:w="60"/>
+              <w:left w:type="dxa" w:w="100"/>
+              <w:bottom w:type="dxa" w:w="60"/>
+              <w:right w:type="dxa" w:w="100"/>
+            </w:tcMar>
+            <w:vAlign w:val="center"/>
+          </w:tcPr>
+          <w:p>
+            <w:r>
+              <w:t xml:space="preserve">普通员工只显示管理员分配的分身；需要更多权限找管理员在成员管理里勾选。</w:t>
             </w:r>
           </w:p>
         </w:tc>
